--- a/public/templates/factures/FACTURE MAKE.docx
+++ b/public/templates/factures/FACTURE MAKE.docx
@@ -126,64 +126,7 @@
         </w:rPr>
         <w:t xml:space="preserve">Date paid</w:t>
         <w:tab/>
-        <w:t xml:space="preserve">D</w:t>
-      </w:r>
-      <w:r>
-        <w:rPr>
-          <w:rFonts w:ascii="Arial" w:cs="Arial" w:eastAsia="Arial" w:hAnsi="Arial"/>
-          <w:b w:val="0"/>
-          <w:bCs w:val="0"/>
-          <w:i w:val="0"/>
-          <w:iCs w:val="0"/>
-          <w:smallCaps w:val="0"/>
-          <w:strike w:val="0"/>
-          <w:color w:val="000000"/>
-          <w:sz w:val="18"/>
-          <w:szCs w:val="18"/>
-          <w:u w:val="none"/>
-          <w:shd w:fill="auto" w:val="clear"/>
-          <w:vertAlign w:val="baseline"/>
-          <w:rtl w:val="0"/>
-        </w:rPr>
-        <w:t xml:space="preserve">écember 21</w:t>
-      </w:r>
-      <w:r>
-        <w:rPr>
-          <w:rFonts w:ascii="Verdana" w:cs="Verdana" w:eastAsia="Verdana" w:hAnsi="Verdana"/>
-          <w:b w:val="0"/>
-          <w:bCs w:val="0"/>
-          <w:i w:val="0"/>
-          <w:iCs w:val="0"/>
-          <w:smallCaps w:val="0"/>
-          <w:strike w:val="0"/>
-          <w:color w:val="000000"/>
-          <w:sz w:val="18"/>
-          <w:szCs w:val="18"/>
-          <w:u w:val="none"/>
-          <w:shd w:fill="auto" w:val="clear"/>
-          <w:vertAlign w:val="baseline"/>
-          <w:rtl w:val="0"/>
-        </w:rPr>
-        <w:t xml:space="preserve">, 202</w:t>
-      </w:r>
-      <w:r>
-        <w:rPr>
-          <w:rFonts w:ascii="Arial" w:cs="Arial" w:eastAsia="Arial" w:hAnsi="Arial"/>
-          <w:b w:val="0"/>
-          <w:bCs w:val="0"/>
-          <w:i w:val="0"/>
-          <w:iCs w:val="0"/>
-          <w:smallCaps w:val="0"/>
-          <w:strike w:val="0"/>
-          <w:color w:val="000000"/>
-          <w:sz w:val="18"/>
-          <w:szCs w:val="18"/>
-          <w:u w:val="none"/>
-          <w:shd w:fill="auto" w:val="clear"/>
-          <w:vertAlign w:val="baseline"/>
-          <w:rtl w:val="0"/>
-        </w:rPr>
-        <w:t xml:space="preserve">3</w:t>
+        <w:t xml:space="preserve">{{date_paiement}}</w:t>
       </w:r>
     </w:p>
     <w:p>
